--- a/docs/AutoZT_skill_and_software_tables_separated.docx
+++ b/docs/AutoZT_skill_and_software_tables_separated.docx
@@ -455,7 +455,7 @@
                 <w:color w:val="08090C"/>
                 <w:sz w:val="17"/>
               </w:rPr>
-              <w:t>opt-mace-cpu / opt-mace-gpu</w:t>
+              <w:t>opt-mlff-cpu / opt-mlff-gpu</w:t>
             </w:r>
           </w:p>
         </w:tc>
@@ -1841,7 +1841,7 @@
                 <w:color w:val="08090C"/>
                 <w:sz w:val="17"/>
               </w:rPr>
-              <w:t>phonon-mace-cpu / phonon-mace-gpu</w:t>
+              <w:t>phonon-mlff-cpu / phonon-mlff-gpu</w:t>
             </w:r>
           </w:p>
         </w:tc>
@@ -1995,7 +1995,7 @@
                 <w:color w:val="08090C"/>
                 <w:sz w:val="17"/>
               </w:rPr>
-              <w:t>fc-fit</w:t>
+              <w:t>fit-fc-thermal</w:t>
             </w:r>
           </w:p>
         </w:tc>
@@ -2303,7 +2303,7 @@
                 <w:color w:val="08090C"/>
                 <w:sz w:val="17"/>
               </w:rPr>
-              <w:t>kl-mace-cpu / kl-mace-gpu</w:t>
+              <w:t>kl-mlff-cpu / kl-mlff-gpu</w:t>
             </w:r>
           </w:p>
         </w:tc>
@@ -2457,7 +2457,7 @@
                 <w:color w:val="08090C"/>
                 <w:sz w:val="17"/>
               </w:rPr>
-              <w:t>mlff-mace</w:t>
+              <w:t>mlff</w:t>
             </w:r>
           </w:p>
         </w:tc>
